--- a/companies/meridian-actuarial/Engagements/Howard and Sons/2016.06.24 - Status Report - Howard and Sons v2 FINAL.docx
+++ b/companies/meridian-actuarial/Engagements/Howard and Sons/2016.06.24 - Status Report - Howard and Sons v2 FINAL.docx
@@ -7,12 +7,12 @@
         <w:pStyle w:val="Heading1"/>
       </w:pPr>
       <w:r>
-        <w:t>Status Report: Pension Valuation</w:t>
+        <w:t>Status Report: Pension Valuation for Howard and Sons</w:t>
       </w:r>
     </w:p>
     <w:p>
       <w:r>
-        <w:t>Prepared for the Director of Operations, Howard and Sons. Prepared by Jennifer Vasquez, Consulting Actuary.</w:t>
+        <w:t>Prepared by Jennifer Vasquez, Consulting Actuary, for the leadership of Howard and Sons. This report covers the engagement at its midpoint. The work is where I expected it to be at this stage. The inputs are settled, the model is standing, and the effort that remains is the valuation itself and the report that interprets it. I have written this to separate plainly what is finished from what still calls for a decision, since at the midpoint those are the two things worth your attention.</w:t>
       </w:r>
     </w:p>
     <w:p>
@@ -20,17 +20,12 @@
         <w:pStyle w:val="Heading2"/>
       </w:pPr>
       <w:r>
-        <w:t>Status Summary</w:t>
+        <w:t>Summary</w:t>
       </w:r>
     </w:p>
     <w:p>
       <w:r>
-        <w:t>The engagement is at roughly its midpoint and is on schedule. Data collection is complete, the census is reconciled, the plan provisions are settled, and the assumption review is done in substance. Valuation runs are the next thing to happen. Nothing has occurred that changes the shape of the work or the deliverables described in the engagement letter.</w:t>
-      </w:r>
-    </w:p>
-    <w:p>
-      <w:r>
-        <w:t>Two items are worth your attention before you read further, because neither will improve by being left to the end. One is a disagreement between the prior valuation's summary of the early retirement factors and the plan document itself. The other is the mortality assumption, which we expect to move the measured liability upward if the trustees adopt an update. Both are described below. Neither is a surprise and neither is out of scope.</w:t>
+        <w:t>The engagement is on schedule and within its agreed scope. The participant data is reconciled and closed. The plan provisions are confirmed but for one narrow item. The assumptions are in final review. We have begun the valuation runs for our own checking, and I want to be plain about what that means. No results have left the office, and none will until we have tested them against the prior valuation and are satisfied they hold. A preliminary number is not an answer, and we treat it that way internally. Nothing this period has changed the shape of the engagement or what we expect to deliver at the end of it.</w:t>
       </w:r>
     </w:p>
     <w:p>
@@ -38,22 +33,12 @@
         <w:pStyle w:val="Heading2"/>
       </w:pPr>
       <w:r>
-        <w:t>Accomplished This Period</w:t>
+        <w:t>How we read the results</w:t>
       </w:r>
     </w:p>
     <w:p>
       <w:r>
-        <w:t>David Sherman completed the census reconciliation against the population used in the prior valuation. The counts tie once the recordkeeper's status-code change is accounted for, and he has documented the mapping so that a reader a year from now can follow it without asking him. The missing beneficiary dates of birth are now partially recovered from your recordkeeper's archive; the remainder are genuinely unavailable, and for those records we will assume a spousal age difference. We will disclose the assumption, the number of records it touches, and its effect on the liability. That is the correct treatment, and we would rather put it in the report in plain language than leave it for someone to find in the exhibits.</w:t>
-      </w:r>
-    </w:p>
-    <w:p>
-      <w:r>
-        <w:t>Jeffrey Ochoa finished the plan provisions summary, drafted from the plan document and every amendment in effect at the valuation date rather than from the prior report. That discipline is why we caught the early retirement factor discrepancy. The amendment we were missing has arrived and it supports Jeffrey Ochoa's reading. David Sherman has since tested the prior valuation's liability output against those factors, and the prior valuation appears to have applied them correctly notwithstanding what its summary said. On the evidence we have, this is a documentation error in the prior report and not a measurement error in the prior liability. We will state that conclusion, and the basis for it, in our report. We are not going further than the evidence supports.</w:t>
-      </w:r>
-    </w:p>
-    <w:p>
-      <w:r>
-        <w:t>The assumption review is complete. Retirement, termination, and salary increase were tested against recent plan experience and none of them warrants a change; the report will say that we reviewed them and left them alone, because those are different from leaving them alone without review. Mortality is the open question and it is discussed below.</w:t>
+        <w:t>One point about how we will present the numbers. An actuarial valuation mixes three things that are easy to run together: what the data measure, what we assume about the future, and what we conclude from the two. We keep them apart on purpose. The exhibits will show the measured position. The assumption memo will state what we have assumed and why. The opinion will draw the conclusion, and only there. If a number in the eventual report looks larger or smaller than you expect, the explanation will almost always sit in the assumptions, and we will have documented it before you ask.</w:t>
       </w:r>
     </w:p>
     <w:p>
@@ -61,17 +46,94 @@
         <w:pStyle w:val="Heading2"/>
       </w:pPr>
       <w:r>
-        <w:t>Upcoming Work</w:t>
+        <w:t>Completed this period</w:t>
       </w:r>
     </w:p>
     <w:p>
       <w:r>
-        <w:t>Valuation runs begin next. David Sherman will run the plan on the current mortality basis and on an updated table and projection scale, and Jeffrey Ochoa will build the exhibit workbook, including a standalone exhibit isolating the effect of the mortality change. The point of that exhibit is that the trustees should be able to see what the assumption is doing to the number instead of taking our characterization of it. After the runs, the gain and loss analysis attributing the movement in funded position since the prior valuation, then the draft report, then Robert Lawrence's review and signature.</w:t>
+        <w:t>The bulk of the period went to closing out the inputs and standing up the model. Two people carried most of that work.</w:t>
+      </w:r>
+    </w:p>
+    <w:p>
+      <w:pPr>
+        <w:pStyle w:val="ListBullet"/>
+      </w:pPr>
+      <w:r>
+        <w:t>David Sherman completed the census reconciliation and the tie-out to the prior file. He has documented the data we are relying on, so that every figure in the valuation can be traced back to a source.</w:t>
+      </w:r>
+    </w:p>
+    <w:p>
+      <w:pPr>
+        <w:pStyle w:val="ListBullet"/>
+      </w:pPr>
+      <w:r>
+        <w:t>Jeffrey Ochoa built the valuation model and checked it, and he has tied each preliminary result back to the assumption that drives it, which is what lets us explain a number, not merely report it.</w:t>
+      </w:r>
+    </w:p>
+    <w:p>
+      <w:pPr>
+        <w:pStyle w:val="ListBullet"/>
+      </w:pPr>
+      <w:r>
+        <w:t>We confirmed the plan provisions with your staff, including the disability offset, which follows the plan document and not the summary description.</w:t>
+      </w:r>
+    </w:p>
+    <w:p>
+      <w:pPr>
+        <w:pStyle w:val="ListBullet"/>
+      </w:pPr>
+      <w:r>
+        <w:t>We settled the assumption set in draft. The one assumption we have deliberately left open is the discount rate, which we want to decide with you rather than hand you as a finished choice.</w:t>
       </w:r>
     </w:p>
     <w:p>
       <w:r>
-        <w:t>Draft results will come to you before any trustee material is prepared. We do not present to a board a number the sponsor is seeing for the first time in the room. Once you have reviewed the draft, we will schedule the presentation at whatever point in your board calendar suits, and the disclosure schedules will go to your auditors on the timeline we confirmed with your staff.</w:t>
+        <w:t>With the inputs fixed, the judgment now moves to the assumptions, which is the right place for it at this point in the work.</w:t>
+      </w:r>
+    </w:p>
+    <w:p>
+      <w:pPr>
+        <w:pStyle w:val="Heading2"/>
+      </w:pPr>
+      <w:r>
+        <w:t>The next stage</w:t>
+      </w:r>
+    </w:p>
+    <w:p>
+      <w:r>
+        <w:t>The remaining work is the valuation and its reporting, in that order. None of it depends on anything we do not already have, apart from the two small items noted below.</w:t>
+      </w:r>
+    </w:p>
+    <w:p>
+      <w:pPr>
+        <w:pStyle w:val="ListBullet"/>
+      </w:pPr>
+      <w:r>
+        <w:t>Complete the full valuation run and reconcile it to last year, so any movement in the funded position is explained, not merely asserted.</w:t>
+      </w:r>
+    </w:p>
+    <w:p>
+      <w:pPr>
+        <w:pStyle w:val="ListBullet"/>
+      </w:pPr>
+      <w:r>
+        <w:t>Finalize the discount-rate basis, the one assumption that materially moves the result.</w:t>
+      </w:r>
+    </w:p>
+    <w:p>
+      <w:pPr>
+        <w:pStyle w:val="ListBullet"/>
+      </w:pPr>
+      <w:r>
+        <w:t>Prepare the workbook of exhibits and the report that reads them for the board.</w:t>
+      </w:r>
+    </w:p>
+    <w:p>
+      <w:pPr>
+        <w:pStyle w:val="ListBullet"/>
+      </w:pPr>
+      <w:r>
+        <w:t>Bring preliminary results to you for review before anything is treated as final.</w:t>
       </w:r>
     </w:p>
     <w:p>
@@ -84,17 +146,12 @@
     </w:p>
     <w:p>
       <w:r>
-        <w:t>The mortality assumption is the largest item in front of us, and it is a judgment, not a correction. The assumption currently in use was reasonable when it was adopted. Our view is that continued improvement in observed mortality means it no longer reflects reasonable expectations for this population, and updating it will increase the measured liability and the recommended contribution. We are not going to put a size on that until the runs are done, and we would ask that nobody at Howard and Sons characterize the direction or magnitude to the trustees before the comparison exhibit exists. The recommendation is ours to make and the adoption is the board's; the sequence matters, and it goes wrong when a number gets discussed before it has been measured.</w:t>
+        <w:t>The data risk is largely behind us now that the census is closed. The risks that remain are matters of judgment, not measurement, and there are three worth naming. The first is the discount rate. It is an assumption, not a fact the data hands us, and it moves the funded ratio enough that we will show you the result under more than one rate instead of choosing quietly on your behalf. The second is mortality, where we are holding the prior table until the next experience review gives us a reason to change it; that is a considered choice, and the report will say so plainly. The third is the single open plan provision, which your team is confirming and which we do not expect to change the picture.</w:t>
       </w:r>
     </w:p>
     <w:p>
       <w:r>
-        <w:t>The second risk is schedule, and it is small but real. Our remaining path has no slack of consequence between the draft report and the disclosure deadline. If the trustees want the mortality question deliberated over more than one meeting, that is entirely reasonable, but it will push the signed opinion, and we would rather flag that now than negotiate it later. If you tell us early that a second meeting is likely, we will build the draft to support it.</w:t>
-      </w:r>
-    </w:p>
-    <w:p>
-      <w:r>
-        <w:t>The third is the ordinary one: nothing here is stronger than the data we were given. We have reconciled it and we have found it sound. We have not audited it, and our report will say so. If something material surfaces in the census after the runs, the effect is rework, and the cost of that rework grows with every week it goes unnoticed. We do not expect it. We mention it because a report that only lists the risks it expects is not a list of risks.</w:t>
+        <w:t>None of these threatens the schedule, and the scope has held steady from the start. The best time to raise a question about an assumption is before the results are built on it, so if any of the choices above give you pause, I would sooner hear it now. I will follow up with your team on the two open items and will send preliminary results as soon as they have cleared our own review.</w:t>
       </w:r>
     </w:p>
     <w:sectPr>
